--- a/納品レポート/ホテル別レポート/ホテルコメント横浜関内_口コミ分析改善レポート.docx
+++ b/納品レポート/ホテル別レポート/ホテルコメント横浜関内_口コミ分析改善レポート.docx
@@ -81,7 +81,7 @@
           <w:sz w:val="22"/>
           <w:szCs w:val="22"/>
         </w:rPr>
-        <w:t xml:space="preserve">分析対象期間：2025年12月〜2026年3月</w:t>
+        <w:t xml:space="preserve">分析対象期間：2025年12月〜2026年4月</w:t>
       </w:r>
     </w:p>
     <w:p>
@@ -96,7 +96,7 @@
           <w:sz w:val="22"/>
           <w:szCs w:val="22"/>
         </w:rPr>
-        <w:t xml:space="preserve">レビュー総数：65件（重複除外後）</w:t>
+        <w:t xml:space="preserve">レビュー総数：132件（重複除外後）</w:t>
       </w:r>
     </w:p>
     <w:p>
@@ -111,7 +111,7 @@
           <w:sz w:val="20"/>
           <w:szCs w:val="20"/>
         </w:rPr>
-        <w:t xml:space="preserve">対象サイト：じゃらん / 楽天トラベル / Google / Trip.com / Booking.com / Agoda</w:t>
+        <w:t xml:space="preserve">対象サイト：Google / じゃらん / 楽天トラベル / Trip.com / Booking.com / Agoda</w:t>
       </w:r>
     </w:p>
     <w:p>
@@ -131,7 +131,7 @@
           <w:sz w:val="20"/>
           <w:szCs w:val="20"/>
         </w:rPr>
-        <w:t xml:space="preserve">作成日：2026年4月3日</w:t>
+        <w:t xml:space="preserve">作成日：2026年4月12日</w:t>
       </w:r>
     </w:p>
     <w:p>
@@ -189,7 +189,7 @@
           <w:sz w:val="21"/>
           <w:szCs w:val="21"/>
         </w:rPr>
-        <w:t xml:space="preserve">2025年12月〜2026年3月に各OTAサイト・口コミサイトに投稿された65件のレビューを包括的に分析しました。以下が主要な発見事項です。</w:t>
+        <w:t xml:space="preserve">2025年12月〜2026年4月に各OTAサイト・口コミサイトに投稿された132件のレビューを包括的に分析しました。以下が主要な発見事項です。</w:t>
       </w:r>
     </w:p>
     <w:p>
@@ -261,7 +261,7 @@
                 <w:sz w:val="36"/>
                 <w:szCs w:val="36"/>
               </w:rPr>
-              <w:t xml:space="preserve">8.82</w:t>
+              <w:t xml:space="preserve">8.83</w:t>
             </w:r>
           </w:p>
         </w:tc>
@@ -310,7 +310,7 @@
                 <w:sz w:val="36"/>
                 <w:szCs w:val="36"/>
               </w:rPr>
-              <w:t xml:space="preserve">86.2%</w:t>
+              <w:t xml:space="preserve">84.1%</w:t>
             </w:r>
           </w:p>
         </w:tc>
@@ -359,7 +359,7 @@
                 <w:sz w:val="36"/>
                 <w:szCs w:val="36"/>
               </w:rPr>
-              <w:t xml:space="preserve">1.5%</w:t>
+              <w:t xml:space="preserve">0.8%</w:t>
             </w:r>
           </w:p>
         </w:tc>
@@ -408,7 +408,7 @@
                 <w:sz w:val="36"/>
                 <w:szCs w:val="36"/>
               </w:rPr>
-              <w:t xml:space="preserve">65件</w:t>
+              <w:t xml:space="preserve">132件</w:t>
             </w:r>
           </w:p>
         </w:tc>
@@ -448,7 +448,7 @@
           <w:sz w:val="21"/>
           <w:szCs w:val="21"/>
         </w:rPr>
-        <w:t xml:space="preserve">ホテルコメント横浜関内の総合評価は10点換算で8.82点となり、高評価率は86.2%です。全体的に高い評価を獲得しており、特に部屋・設備が顧客に高く評価されています。</w:t>
+        <w:t xml:space="preserve">ホテルコメント横浜関内の総合評価は10点換算で8.83点となり、高評価率は84.1%です。全体的に高い評価を獲得しており、特に部屋・設備が顧客に高く評価されています。</w:t>
       </w:r>
     </w:p>
     <w:p>
@@ -542,7 +542,7 @@
                 <w:sz w:val="20"/>
                 <w:szCs w:val="20"/>
               </w:rPr>
-              <w:t xml:space="preserve">部屋・設備（34件で言及）、清潔感（26件で言及）、立地・アクセス（21件で言及）</w:t>
+              <w:t xml:space="preserve">部屋・設備（71件で言及）、清潔感（51件で言及）、立地・アクセス（43件で言及）</w:t>
             </w:r>
           </w:p>
           <w:p>
@@ -567,7 +567,7 @@
                 <w:sz w:val="20"/>
                 <w:szCs w:val="20"/>
               </w:rPr>
-              <w:t xml:space="preserve">騒音問題（4件）、朝食品質（2件）</w:t>
+              <w:t xml:space="preserve">騒音問題（4件）、部屋狭小感（2件）、通信環境（2件）</w:t>
             </w:r>
           </w:p>
           <w:p>
@@ -953,7 +953,7 @@
                 <w:sz w:val="20"/>
                 <w:szCs w:val="20"/>
               </w:rPr>
-              <w:t xml:space="preserve">じゃらん</w:t>
+              <w:t xml:space="preserve">Google</w:t>
             </w:r>
           </w:p>
         </w:tc>
@@ -987,7 +987,7 @@
                 <w:sz w:val="20"/>
                 <w:szCs w:val="20"/>
               </w:rPr>
-              <w:t xml:space="preserve">4</w:t>
+              <w:t xml:space="preserve">16</w:t>
             </w:r>
           </w:p>
         </w:tc>
@@ -1021,7 +1021,7 @@
                 <w:sz w:val="20"/>
                 <w:szCs w:val="20"/>
               </w:rPr>
-              <w:t xml:space="preserve">4.75</w:t>
+              <w:t xml:space="preserve">4.81</w:t>
             </w:r>
           </w:p>
         </w:tc>
@@ -1089,7 +1089,7 @@
                 <w:sz w:val="20"/>
                 <w:szCs w:val="20"/>
               </w:rPr>
-              <w:t xml:space="preserve">9.50</w:t>
+              <w:t xml:space="preserve">9.62</w:t>
             </w:r>
           </w:p>
         </w:tc>
@@ -1194,7 +1194,7 @@
                 <w:sz w:val="20"/>
                 <w:szCs w:val="20"/>
               </w:rPr>
-              <w:t xml:space="preserve">楽天トラベル</w:t>
+              <w:t xml:space="preserve">じゃらん</w:t>
             </w:r>
           </w:p>
         </w:tc>
@@ -1264,7 +1264,7 @@
                 <w:sz w:val="20"/>
                 <w:szCs w:val="20"/>
               </w:rPr>
-              <w:t xml:space="preserve">4.73</w:t>
+              <w:t xml:space="preserve">4.64</w:t>
             </w:r>
           </w:p>
         </w:tc>
@@ -1334,7 +1334,7 @@
                 <w:sz w:val="20"/>
                 <w:szCs w:val="20"/>
               </w:rPr>
-              <w:t xml:space="preserve">9.45</w:t>
+              <w:t xml:space="preserve">9.27</w:t>
             </w:r>
           </w:p>
         </w:tc>
@@ -1440,7 +1440,7 @@
                 <w:sz w:val="20"/>
                 <w:szCs w:val="20"/>
               </w:rPr>
-              <w:t xml:space="preserve">Google</w:t>
+              <w:t xml:space="preserve">楽天トラベル</w:t>
             </w:r>
           </w:p>
         </w:tc>
@@ -1474,7 +1474,7 @@
                 <w:sz w:val="20"/>
                 <w:szCs w:val="20"/>
               </w:rPr>
-              <w:t xml:space="preserve">7</w:t>
+              <w:t xml:space="preserve">18</w:t>
             </w:r>
           </w:p>
         </w:tc>
@@ -1508,7 +1508,7 @@
                 <w:sz w:val="20"/>
                 <w:szCs w:val="20"/>
               </w:rPr>
-              <w:t xml:space="preserve">4.71</w:t>
+              <w:t xml:space="preserve">4.61</w:t>
             </w:r>
           </w:p>
         </w:tc>
@@ -1576,7 +1576,7 @@
                 <w:sz w:val="20"/>
                 <w:szCs w:val="20"/>
               </w:rPr>
-              <w:t xml:space="preserve">9.43</w:t>
+              <w:t xml:space="preserve">9.22</w:t>
             </w:r>
           </w:p>
         </w:tc>
@@ -1716,7 +1716,7 @@
                 <w:sz w:val="20"/>
                 <w:szCs w:val="20"/>
               </w:rPr>
-              <w:t xml:space="preserve">10</w:t>
+              <w:t xml:space="preserve">24</w:t>
             </w:r>
           </w:p>
         </w:tc>
@@ -1751,7 +1751,7 @@
                 <w:sz w:val="20"/>
                 <w:szCs w:val="20"/>
               </w:rPr>
-              <w:t xml:space="preserve">9.00</w:t>
+              <w:t xml:space="preserve">9.12</w:t>
             </w:r>
           </w:p>
         </w:tc>
@@ -1821,7 +1821,7 @@
                 <w:sz w:val="20"/>
                 <w:szCs w:val="20"/>
               </w:rPr>
-              <w:t xml:space="preserve">9.00</w:t>
+              <w:t xml:space="preserve">9.12</w:t>
             </w:r>
           </w:p>
         </w:tc>
@@ -1961,7 +1961,7 @@
                 <w:sz w:val="20"/>
                 <w:szCs w:val="20"/>
               </w:rPr>
-              <w:t xml:space="preserve">17</w:t>
+              <w:t xml:space="preserve">30</w:t>
             </w:r>
           </w:p>
         </w:tc>
@@ -1995,7 +1995,7 @@
                 <w:sz w:val="20"/>
                 <w:szCs w:val="20"/>
               </w:rPr>
-              <w:t xml:space="preserve">8.76</w:t>
+              <w:t xml:space="preserve">8.70</w:t>
             </w:r>
           </w:p>
         </w:tc>
@@ -2063,7 +2063,7 @@
                 <w:sz w:val="20"/>
                 <w:szCs w:val="20"/>
               </w:rPr>
-              <w:t xml:space="preserve">8.76</w:t>
+              <w:t xml:space="preserve">8.70</w:t>
             </w:r>
           </w:p>
         </w:tc>
@@ -2203,7 +2203,7 @@
                 <w:sz w:val="20"/>
                 <w:szCs w:val="20"/>
               </w:rPr>
-              <w:t xml:space="preserve">16</w:t>
+              <w:t xml:space="preserve">33</w:t>
             </w:r>
           </w:p>
         </w:tc>
@@ -2238,7 +2238,7 @@
                 <w:sz w:val="20"/>
                 <w:szCs w:val="20"/>
               </w:rPr>
-              <w:t xml:space="preserve">7.88</w:t>
+              <w:t xml:space="preserve">8.00</w:t>
             </w:r>
           </w:p>
         </w:tc>
@@ -2304,11 +2304,11 @@
                 <w:rFonts w:ascii="Arial" w:cs="Arial" w:eastAsia="Arial" w:hAnsi="Arial"/>
                 <w:b/>
                 <w:bCs/>
-                <w:color w:val="E67E22"/>
-                <w:sz w:val="20"/>
-                <w:szCs w:val="20"/>
-              </w:rPr>
-              <w:t xml:space="preserve">7.88</w:t>
+                <w:color w:val="27AE60"/>
+                <w:sz w:val="20"/>
+                <w:szCs w:val="20"/>
+              </w:rPr>
+              <w:t xml:space="preserve">8.00</w:t>
             </w:r>
           </w:p>
         </w:tc>
@@ -2374,11 +2374,11 @@
                 <w:rFonts w:ascii="Arial" w:cs="Arial" w:eastAsia="Arial" w:hAnsi="Arial"/>
                 <w:b/>
                 <w:bCs/>
-                <w:color w:val="E67E22"/>
-                <w:sz w:val="20"/>
-                <w:szCs w:val="20"/>
-              </w:rPr>
-              <w:t xml:space="preserve">概ね良好</w:t>
+                <w:color w:val="27AE60"/>
+                <w:sz w:val="20"/>
+                <w:szCs w:val="20"/>
+              </w:rPr>
+              <w:t xml:space="preserve">良好</w:t>
             </w:r>
           </w:p>
         </w:tc>
@@ -2418,7 +2418,7 @@
           <w:sz w:val="21"/>
           <w:szCs w:val="21"/>
         </w:rPr>
-        <w:t xml:space="preserve">65件のレビューにおける評価分布を10点換算で分析しました。高評価（8-10点）が56件（86.2%）を占め、低評価（1-4点）が1件（1.5%）となっています。</w:t>
+        <w:t xml:space="preserve">132件のレビューにおける評価分布を10点換算で分析しました。高評価（8-10点）が111件（84.1%）を占め、低評価（1-4点）が1件（0.8%）となっています。</w:t>
       </w:r>
     </w:p>
     <w:p>
@@ -2653,7 +2653,7 @@
                 <w:sz w:val="20"/>
                 <w:szCs w:val="20"/>
               </w:rPr>
-              <w:t xml:space="preserve">30</w:t>
+              <w:t xml:space="preserve">62</w:t>
             </w:r>
           </w:p>
         </w:tc>
@@ -2688,7 +2688,7 @@
                 <w:sz w:val="20"/>
                 <w:szCs w:val="20"/>
               </w:rPr>
-              <w:t xml:space="preserve">46.2%</w:t>
+              <w:t xml:space="preserve">47.0%</w:t>
             </w:r>
           </w:p>
         </w:tc>
@@ -2726,7 +2726,7 @@
                 <w:sz w:val="18"/>
                 <w:szCs w:val="18"/>
               </w:rPr>
-              <w:t xml:space="preserve"> 30件</w:t>
+              <w:t xml:space="preserve"> 62件</w:t>
             </w:r>
           </w:p>
         </w:tc>
@@ -2798,7 +2798,7 @@
                 <w:sz w:val="20"/>
                 <w:szCs w:val="20"/>
               </w:rPr>
-              <w:t xml:space="preserve">12</w:t>
+              <w:t xml:space="preserve">22</w:t>
             </w:r>
           </w:p>
         </w:tc>
@@ -2833,7 +2833,7 @@
                 <w:sz w:val="20"/>
                 <w:szCs w:val="20"/>
               </w:rPr>
-              <w:t xml:space="preserve">18.5%</w:t>
+              <w:t xml:space="preserve">16.7%</w:t>
             </w:r>
           </w:p>
         </w:tc>
@@ -2861,7 +2861,7 @@
                 <w:sz w:val="20"/>
                 <w:szCs w:val="20"/>
               </w:rPr>
-              <w:t xml:space="preserve">████████</w:t>
+              <w:t xml:space="preserve">███████</w:t>
             </w:r>
             <w:r>
               <w:rPr>
@@ -2870,7 +2870,7 @@
                 <w:sz w:val="18"/>
                 <w:szCs w:val="18"/>
               </w:rPr>
-              <w:t xml:space="preserve"> 12件</w:t>
+              <w:t xml:space="preserve"> 22件</w:t>
             </w:r>
           </w:p>
         </w:tc>
@@ -2942,7 +2942,7 @@
                 <w:sz w:val="20"/>
                 <w:szCs w:val="20"/>
               </w:rPr>
-              <w:t xml:space="preserve">14</w:t>
+              <w:t xml:space="preserve">27</w:t>
             </w:r>
           </w:p>
         </w:tc>
@@ -2977,7 +2977,7 @@
                 <w:sz w:val="20"/>
                 <w:szCs w:val="20"/>
               </w:rPr>
-              <w:t xml:space="preserve">21.5%</w:t>
+              <w:t xml:space="preserve">20.5%</w:t>
             </w:r>
           </w:p>
         </w:tc>
@@ -3015,7 +3015,7 @@
                 <w:sz w:val="18"/>
                 <w:szCs w:val="18"/>
               </w:rPr>
-              <w:t xml:space="preserve"> 14件</w:t>
+              <w:t xml:space="preserve"> 27件</w:t>
             </w:r>
           </w:p>
         </w:tc>
@@ -3087,7 +3087,7 @@
                 <w:sz w:val="20"/>
                 <w:szCs w:val="20"/>
               </w:rPr>
-              <w:t xml:space="preserve">4</w:t>
+              <w:t xml:space="preserve">11</w:t>
             </w:r>
           </w:p>
         </w:tc>
@@ -3122,7 +3122,7 @@
                 <w:sz w:val="20"/>
                 <w:szCs w:val="20"/>
               </w:rPr>
-              <w:t xml:space="preserve">6.2%</w:t>
+              <w:t xml:space="preserve">8.3%</w:t>
             </w:r>
           </w:p>
         </w:tc>
@@ -3150,7 +3150,7 @@
                 <w:sz w:val="20"/>
                 <w:szCs w:val="20"/>
               </w:rPr>
-              <w:t xml:space="preserve">███</w:t>
+              <w:t xml:space="preserve">████</w:t>
             </w:r>
             <w:r>
               <w:rPr>
@@ -3159,7 +3159,7 @@
                 <w:sz w:val="18"/>
                 <w:szCs w:val="18"/>
               </w:rPr>
-              <w:t xml:space="preserve"> 4件</w:t>
+              <w:t xml:space="preserve"> 11件</w:t>
             </w:r>
           </w:p>
         </w:tc>
@@ -3231,7 +3231,7 @@
                 <w:sz w:val="20"/>
                 <w:szCs w:val="20"/>
               </w:rPr>
-              <w:t xml:space="preserve">2</w:t>
+              <w:t xml:space="preserve">7</w:t>
             </w:r>
           </w:p>
         </w:tc>
@@ -3266,7 +3266,7 @@
                 <w:sz w:val="20"/>
                 <w:szCs w:val="20"/>
               </w:rPr>
-              <w:t xml:space="preserve">3.1%</w:t>
+              <w:t xml:space="preserve">5.3%</w:t>
             </w:r>
           </w:p>
         </w:tc>
@@ -3295,7 +3295,7 @@
                 <w:sz w:val="20"/>
                 <w:szCs w:val="20"/>
               </w:rPr>
-              <w:t xml:space="preserve">█</w:t>
+              <w:t xml:space="preserve">██</w:t>
             </w:r>
             <w:r>
               <w:rPr>
@@ -3304,7 +3304,7 @@
                 <w:sz w:val="18"/>
                 <w:szCs w:val="18"/>
               </w:rPr>
-              <w:t xml:space="preserve"> 2件</w:t>
+              <w:t xml:space="preserve"> 7件</w:t>
             </w:r>
           </w:p>
         </w:tc>
@@ -3411,7 +3411,7 @@
                 <w:sz w:val="20"/>
                 <w:szCs w:val="20"/>
               </w:rPr>
-              <w:t xml:space="preserve">3.1%</w:t>
+              <w:t xml:space="preserve">1.5%</w:t>
             </w:r>
           </w:p>
         </w:tc>
@@ -3555,7 +3555,7 @@
                 <w:sz w:val="20"/>
                 <w:szCs w:val="20"/>
               </w:rPr>
-              <w:t xml:space="preserve">1.5%</w:t>
+              <w:t xml:space="preserve">0.8%</w:t>
             </w:r>
           </w:p>
         </w:tc>
@@ -3668,7 +3668,7 @@
                 <w:sz w:val="24"/>
                 <w:szCs w:val="24"/>
               </w:rPr>
-              <w:t xml:space="preserve">56件（86.2%）</w:t>
+              <w:t xml:space="preserve">111件（84.1%）</w:t>
             </w:r>
           </w:p>
         </w:tc>
@@ -3719,7 +3719,7 @@
                 <w:sz w:val="24"/>
                 <w:szCs w:val="24"/>
               </w:rPr>
-              <w:t xml:space="preserve">8件（12.3%）</w:t>
+              <w:t xml:space="preserve">20件（15.2%）</w:t>
             </w:r>
           </w:p>
         </w:tc>
@@ -3770,7 +3770,7 @@
                 <w:sz w:val="24"/>
                 <w:szCs w:val="24"/>
               </w:rPr>
-              <w:t xml:space="preserve">1件（1.5%）</w:t>
+              <w:t xml:space="preserve">1件（0.8%）</w:t>
             </w:r>
           </w:p>
         </w:tc>
@@ -4009,7 +4009,7 @@
                 <w:sz w:val="20"/>
                 <w:szCs w:val="20"/>
               </w:rPr>
-              <w:t xml:space="preserve">34件</w:t>
+              <w:t xml:space="preserve">71件</w:t>
             </w:r>
           </w:p>
         </w:tc>
@@ -4114,7 +4114,7 @@
                 <w:sz w:val="20"/>
                 <w:szCs w:val="20"/>
               </w:rPr>
-              <w:t xml:space="preserve">26件</w:t>
+              <w:t xml:space="preserve">51件</w:t>
             </w:r>
           </w:p>
         </w:tc>
@@ -4220,7 +4220,7 @@
                 <w:sz w:val="20"/>
                 <w:szCs w:val="20"/>
               </w:rPr>
-              <w:t xml:space="preserve">21件</w:t>
+              <w:t xml:space="preserve">43件</w:t>
             </w:r>
           </w:p>
         </w:tc>
@@ -4325,7 +4325,7 @@
                 <w:sz w:val="20"/>
                 <w:szCs w:val="20"/>
               </w:rPr>
-              <w:t xml:space="preserve">12件</w:t>
+              <w:t xml:space="preserve">27件</w:t>
             </w:r>
           </w:p>
         </w:tc>
@@ -4396,7 +4396,7 @@
                 <w:sz w:val="20"/>
                 <w:szCs w:val="20"/>
               </w:rPr>
-              <w:t xml:space="preserve">朝食</w:t>
+              <w:t xml:space="preserve">コスパ・リピート</w:t>
             </w:r>
           </w:p>
         </w:tc>
@@ -4431,7 +4431,7 @@
                 <w:sz w:val="20"/>
                 <w:szCs w:val="20"/>
               </w:rPr>
-              <w:t xml:space="preserve">12件</w:t>
+              <w:t xml:space="preserve">21件</w:t>
             </w:r>
           </w:p>
         </w:tc>
@@ -4466,7 +4466,7 @@
                 <w:sz w:val="20"/>
                 <w:szCs w:val="20"/>
               </w:rPr>
-              <w:t xml:space="preserve">「スが良く、朝食も美味しかったです。 大浴場のシャワーが少なく」「たです。 朝食に関しては、ボリューム・品数・美味しさ満点です」</w:t>
+              <w:t xml:space="preserve">「、全体的に満足のいく滞在となるでしょう。」「あってか、価格帯も大満足です。」</w:t>
             </w:r>
           </w:p>
         </w:tc>
@@ -4502,7 +4502,7 @@
                 <w:sz w:val="20"/>
                 <w:szCs w:val="20"/>
               </w:rPr>
-              <w:t xml:space="preserve">コスパ・リピート</w:t>
+              <w:t xml:space="preserve">朝食</w:t>
             </w:r>
           </w:p>
         </w:tc>
@@ -4536,7 +4536,7 @@
                 <w:sz w:val="20"/>
                 <w:szCs w:val="20"/>
               </w:rPr>
-              <w:t xml:space="preserve">10件</w:t>
+              <w:t xml:space="preserve">19件</w:t>
             </w:r>
           </w:p>
         </w:tc>
@@ -4570,7 +4570,7 @@
                 <w:sz w:val="20"/>
                 <w:szCs w:val="20"/>
               </w:rPr>
-              <w:t xml:space="preserve">「、全体的に満足のいく滞在となるでしょう。」「あってか、価格帯も大満足です。」</w:t>
+              <w:t xml:space="preserve">「スが良く、朝食も美味しかったです。 大浴場のシャワーが少なく」「たです。 朝食に関しては、ボリューム・品数・美味しさ満点です」</w:t>
             </w:r>
           </w:p>
         </w:tc>
@@ -4610,7 +4610,7 @@
           <w:sz w:val="21"/>
           <w:szCs w:val="21"/>
         </w:rPr>
-        <w:t xml:space="preserve">ホテルコメント横浜関内の最大の強みは「部屋・設備」です。65件のレビュー中34件でこのテーマへの言及が確認されました。</w:t>
+        <w:t xml:space="preserve">ホテルコメント横浜関内の最大の強みは「部屋・設備」です。132件のレビュー中71件でこのテーマへの言及が確認されました。</w:t>
       </w:r>
     </w:p>
     <w:p>
@@ -4723,7 +4723,7 @@
           <w:sz w:val="21"/>
           <w:szCs w:val="21"/>
         </w:rPr>
-        <w:t xml:space="preserve">「清潔感」も26件のレビューで高く評価されており、ホテルコメント横浜関内の重要な差別化要因となっています。</w:t>
+        <w:t xml:space="preserve">「清潔感」も51件のレビューで高く評価されており、ホテルコメント横浜関内の重要な差別化要因となっています。</w:t>
       </w:r>
     </w:p>
     <w:p>
@@ -5133,7 +5133,7 @@
                 <w:sz w:val="20"/>
                 <w:szCs w:val="20"/>
               </w:rPr>
-              <w:t xml:space="preserve">朝食品質</w:t>
+              <w:t xml:space="preserve">部屋狭小感</w:t>
             </w:r>
           </w:p>
         </w:tc>
@@ -5167,7 +5167,7 @@
                 <w:sz w:val="20"/>
                 <w:szCs w:val="20"/>
               </w:rPr>
-              <w:t xml:space="preserve">朝食が値段の割に貧相。つけないほうが良いと思う。</w:t>
+              <w:t xml:space="preserve">値段割に部屋が狭い</w:t>
             </w:r>
           </w:p>
         </w:tc>
@@ -5272,7 +5272,7 @@
                 <w:sz w:val="20"/>
                 <w:szCs w:val="20"/>
               </w:rPr>
-              <w:t xml:space="preserve">口コミ返信率</w:t>
+              <w:t xml:space="preserve">通信環境</w:t>
             </w:r>
           </w:p>
         </w:tc>
@@ -5306,7 +5306,7 @@
                 <w:sz w:val="20"/>
                 <w:szCs w:val="20"/>
               </w:rPr>
-              <w:t xml:space="preserve">口コミへの返信対応を強化する余地あり</w:t>
+              <w:t xml:space="preserve">WiFiが弱かった</w:t>
             </w:r>
           </w:p>
         </w:tc>
@@ -5340,7 +5340,7 @@
                 <w:sz w:val="20"/>
                 <w:szCs w:val="20"/>
               </w:rPr>
-              <w:t xml:space="preserve">影響度・0件</w:t>
+              <w:t xml:space="preserve">影響度・2件</w:t>
             </w:r>
           </w:p>
         </w:tc>
@@ -5373,11 +5373,11 @@
                 <w:rFonts w:ascii="Arial" w:cs="Arial" w:eastAsia="Arial" w:hAnsi="Arial"/>
                 <w:b/>
                 <w:bCs/>
-                <w:color w:val="888888"/>
+                <w:color w:val="2E75B6"/>
                 <w:sz w:val="22"/>
                 <w:szCs w:val="22"/>
               </w:rPr>
-              <w:t xml:space="preserve">C</w:t>
+              <w:t xml:space="preserve">B</w:t>
             </w:r>
           </w:p>
         </w:tc>
@@ -5411,7 +5411,7 @@
                 <w:sz w:val="20"/>
                 <w:szCs w:val="20"/>
               </w:rPr>
-              <w:t xml:space="preserve">サービス改善</w:t>
+              <w:t xml:space="preserve">朝食品質</w:t>
             </w:r>
           </w:p>
         </w:tc>
@@ -5445,7 +5445,7 @@
                 <w:sz w:val="20"/>
                 <w:szCs w:val="20"/>
               </w:rPr>
-              <w:t xml:space="preserve">継続的なサービス品質向上が必要</w:t>
+              <w:t xml:space="preserve">朝食が値段の割に貧相。つけないほうが良いと思う。</w:t>
             </w:r>
           </w:p>
         </w:tc>
@@ -5479,7 +5479,7 @@
                 <w:sz w:val="20"/>
                 <w:szCs w:val="20"/>
               </w:rPr>
-              <w:t xml:space="preserve">影響度・0件</w:t>
+              <w:t xml:space="preserve">影響度・2件</w:t>
             </w:r>
           </w:p>
         </w:tc>
@@ -5512,11 +5512,11 @@
                 <w:rFonts w:ascii="Arial" w:cs="Arial" w:eastAsia="Arial" w:hAnsi="Arial"/>
                 <w:b/>
                 <w:bCs/>
-                <w:color w:val="888888"/>
+                <w:color w:val="2E75B6"/>
                 <w:sz w:val="22"/>
                 <w:szCs w:val="22"/>
               </w:rPr>
-              <w:t xml:space="preserve">C</w:t>
+              <w:t xml:space="preserve">B</w:t>
             </w:r>
           </w:p>
         </w:tc>
@@ -5550,7 +5550,7 @@
                 <w:sz w:val="20"/>
                 <w:szCs w:val="20"/>
               </w:rPr>
-              <w:t xml:space="preserve">設備メンテナンス</w:t>
+              <w:t xml:space="preserve">水回り</w:t>
             </w:r>
           </w:p>
         </w:tc>
@@ -5584,7 +5584,7 @@
                 <w:sz w:val="20"/>
                 <w:szCs w:val="20"/>
               </w:rPr>
-              <w:t xml:space="preserve">定期的なメンテナンス体制の整備</w:t>
+              <w:t xml:space="preserve">女性用のアメニティが少ないかも？化粧水と乳液は持参しないとないです。大浴場利用時は部屋からバスタオル</w:t>
             </w:r>
           </w:p>
         </w:tc>
@@ -5618,7 +5618,146 @@
                 <w:sz w:val="20"/>
                 <w:szCs w:val="20"/>
               </w:rPr>
-              <w:t xml:space="preserve">影響度・0件</w:t>
+              <w:t xml:space="preserve">影響度・2件</w:t>
+            </w:r>
+          </w:p>
+        </w:tc>
+      </w:tr>
+      <w:tr>
+        <w:tc>
+          <w:tcPr>
+            <w:tcW w:type="dxa" w:w="800"/>
+            <w:tcBorders>
+              <w:top w:val="single" w:color="CCCCCC" w:sz="1"/>
+              <w:left w:val="single" w:color="CCCCCC" w:sz="1"/>
+              <w:bottom w:val="single" w:color="CCCCCC" w:sz="1"/>
+              <w:right w:val="single" w:color="CCCCCC" w:sz="1"/>
+            </w:tcBorders>
+            <w:shd w:fill="F2F2F2" w:val="clear"/>
+            <w:tcMar>
+              <w:top w:type="dxa" w:w="80"/>
+              <w:left w:type="dxa" w:w="120"/>
+              <w:bottom w:type="dxa" w:w="80"/>
+              <w:right w:type="dxa" w:w="120"/>
+            </w:tcMar>
+            <w:vAlign w:val="center"/>
+          </w:tcPr>
+          <w:p>
+            <w:pPr>
+              <w:jc w:val="center"/>
+            </w:pPr>
+            <w:r>
+              <w:rPr>
+                <w:rFonts w:ascii="Arial" w:cs="Arial" w:eastAsia="Arial" w:hAnsi="Arial"/>
+                <w:b/>
+                <w:bCs/>
+                <w:color w:val="2E75B6"/>
+                <w:sz w:val="22"/>
+                <w:szCs w:val="22"/>
+              </w:rPr>
+              <w:t xml:space="preserve">B</w:t>
+            </w:r>
+          </w:p>
+        </w:tc>
+        <w:tc>
+          <w:tcPr>
+            <w:tcW w:type="dxa" w:w="2200"/>
+            <w:tcBorders>
+              <w:top w:val="single" w:color="CCCCCC" w:sz="1"/>
+              <w:left w:val="single" w:color="CCCCCC" w:sz="1"/>
+              <w:bottom w:val="single" w:color="CCCCCC" w:sz="1"/>
+              <w:right w:val="single" w:color="CCCCCC" w:sz="1"/>
+            </w:tcBorders>
+            <w:tcMar>
+              <w:top w:type="dxa" w:w="80"/>
+              <w:left w:type="dxa" w:w="120"/>
+              <w:bottom w:type="dxa" w:w="80"/>
+              <w:right w:type="dxa" w:w="120"/>
+            </w:tcMar>
+            <w:vAlign w:val="center"/>
+          </w:tcPr>
+          <w:p>
+            <w:pPr>
+              <w:jc w:val="left"/>
+            </w:pPr>
+            <w:r>
+              <w:rPr>
+                <w:rFonts w:ascii="Arial" w:cs="Arial" w:eastAsia="Arial" w:hAnsi="Arial"/>
+                <w:b/>
+                <w:bCs/>
+                <w:color w:val="333333"/>
+                <w:sz w:val="20"/>
+                <w:szCs w:val="20"/>
+              </w:rPr>
+              <w:t xml:space="preserve">駐車場・立地</w:t>
+            </w:r>
+          </w:p>
+        </w:tc>
+        <w:tc>
+          <w:tcPr>
+            <w:tcW w:type="dxa" w:w="4360"/>
+            <w:tcBorders>
+              <w:top w:val="single" w:color="CCCCCC" w:sz="1"/>
+              <w:left w:val="single" w:color="CCCCCC" w:sz="1"/>
+              <w:bottom w:val="single" w:color="CCCCCC" w:sz="1"/>
+              <w:right w:val="single" w:color="CCCCCC" w:sz="1"/>
+            </w:tcBorders>
+            <w:tcMar>
+              <w:top w:type="dxa" w:w="80"/>
+              <w:left w:type="dxa" w:w="120"/>
+              <w:bottom w:type="dxa" w:w="80"/>
+              <w:right w:type="dxa" w:w="120"/>
+            </w:tcMar>
+            <w:vAlign w:val="center"/>
+          </w:tcPr>
+          <w:p>
+            <w:pPr>
+              <w:jc w:val="left"/>
+            </w:pPr>
+            <w:r>
+              <w:rPr>
+                <w:rFonts w:ascii="Arial" w:cs="Arial" w:eastAsia="Arial" w:hAnsi="Arial"/>
+                <w:b w:val="false"/>
+                <w:bCs w:val="false"/>
+                <w:color w:val="333333"/>
+                <w:sz w:val="20"/>
+                <w:szCs w:val="20"/>
+              </w:rPr>
+              <w:t xml:space="preserve">近くの駐車場はかなり高額なので、将来的にはレストランが駐車場と提携してくれるといいなと思います。^_</w:t>
+            </w:r>
+          </w:p>
+        </w:tc>
+        <w:tc>
+          <w:tcPr>
+            <w:tcW w:type="dxa" w:w="2000"/>
+            <w:tcBorders>
+              <w:top w:val="single" w:color="CCCCCC" w:sz="1"/>
+              <w:left w:val="single" w:color="CCCCCC" w:sz="1"/>
+              <w:bottom w:val="single" w:color="CCCCCC" w:sz="1"/>
+              <w:right w:val="single" w:color="CCCCCC" w:sz="1"/>
+            </w:tcBorders>
+            <w:tcMar>
+              <w:top w:type="dxa" w:w="80"/>
+              <w:left w:type="dxa" w:w="120"/>
+              <w:bottom w:type="dxa" w:w="80"/>
+              <w:right w:type="dxa" w:w="120"/>
+            </w:tcMar>
+            <w:vAlign w:val="center"/>
+          </w:tcPr>
+          <w:p>
+            <w:pPr>
+              <w:jc w:val="center"/>
+            </w:pPr>
+            <w:r>
+              <w:rPr>
+                <w:rFonts w:ascii="Arial" w:cs="Arial" w:eastAsia="Arial" w:hAnsi="Arial"/>
+                <w:b w:val="false"/>
+                <w:bCs w:val="false"/>
+                <w:color w:val="333333"/>
+                <w:sz w:val="20"/>
+                <w:szCs w:val="20"/>
+              </w:rPr>
+              <w:t xml:space="preserve">影響度・1件</w:t>
             </w:r>
           </w:p>
         </w:tc>
@@ -5813,7 +5952,7 @@
           <w:sz w:val="22"/>
           <w:szCs w:val="22"/>
         </w:rPr>
-        <w:t xml:space="preserve">(2) 朝食品質の即時改善</w:t>
+        <w:t xml:space="preserve">(2) 部屋利用満足度の最大化</w:t>
       </w:r>
     </w:p>
     <w:p>
@@ -5832,7 +5971,7 @@
           <w:sz w:val="21"/>
           <w:szCs w:val="21"/>
         </w:rPr>
-        <w:t xml:space="preserve">朝食メニューへのフィードバック収集と改善</w:t>
+        <w:t xml:space="preserve">収納スペースの整理・最適化</w:t>
       </w:r>
     </w:p>
     <w:p>
@@ -5851,7 +5990,7 @@
           <w:sz w:val="21"/>
           <w:szCs w:val="21"/>
         </w:rPr>
-        <w:t xml:space="preserve">食材品質の見直しと産地表示の充実</w:t>
+        <w:t xml:space="preserve">荷物預かりサービスの案内強化</w:t>
       </w:r>
     </w:p>
     <w:p>
@@ -5870,7 +6009,7 @@
           <w:sz w:val="21"/>
           <w:szCs w:val="21"/>
         </w:rPr>
-        <w:t xml:space="preserve">混雑緩和のための時間帯分散対策</w:t>
+        <w:t xml:space="preserve">部屋タイプ別の使い勝手改善ガイド作成</w:t>
       </w:r>
     </w:p>
     <w:p>
@@ -5889,7 +6028,7 @@
           <w:sz w:val="21"/>
           <w:szCs w:val="21"/>
         </w:rPr>
-        <w:t xml:space="preserve">朝食スタッフへのホスピタリティ研修</w:t>
+        <w:t xml:space="preserve">コンパクトな部屋の魅力を訴求するOTA説明文改訂</w:t>
       </w:r>
     </w:p>
     <w:p>
@@ -5910,7 +6049,7 @@
           <w:sz w:val="22"/>
           <w:szCs w:val="22"/>
         </w:rPr>
-        <w:t xml:space="preserve">(3) 口コミ返信率100%の実現</w:t>
+        <w:t xml:space="preserve">(3) Wi-Fi品質の即時改善</w:t>
       </w:r>
     </w:p>
     <w:p>
@@ -5929,7 +6068,7 @@
           <w:sz w:val="21"/>
           <w:szCs w:val="21"/>
         </w:rPr>
-        <w:t xml:space="preserve">全OTAサイトの口コミへの返信ルール策定（48時間以内）</w:t>
+        <w:t xml:space="preserve">Wi-Fi接続手順の案内改善（館内掲示・サイト明記）</w:t>
       </w:r>
     </w:p>
     <w:p>
@@ -5948,7 +6087,7 @@
           <w:sz w:val="21"/>
           <w:szCs w:val="21"/>
         </w:rPr>
-        <w:t xml:space="preserve">ネガティブ口コミへの丁寧な対応テンプレート作成</w:t>
+        <w:t xml:space="preserve">接続不具合時の対応フロー整備</w:t>
       </w:r>
     </w:p>
     <w:p>
@@ -5967,65 +6106,7 @@
           <w:sz w:val="21"/>
           <w:szCs w:val="21"/>
         </w:rPr>
-        <w:t xml:space="preserve">フロントマネージャーによる週次口コミモニタリング</w:t>
-      </w:r>
-    </w:p>
-    <w:p>
-      <w:r>
-        <w:br w:type="page"/>
-      </w:r>
-    </w:p>
-    <w:p>
-      <w:pPr>
-        <w:pStyle w:val="Heading2"/>
-        <w:spacing w:after="160" w:before="280"/>
-      </w:pPr>
-      <w:r>
-        <w:rPr>
-          <w:rFonts w:ascii="Arial" w:cs="Arial" w:eastAsia="Arial" w:hAnsi="Arial"/>
-          <w:b/>
-          <w:bCs/>
-          <w:color w:val="2E75B6"/>
-          <w:sz w:val="26"/>
-          <w:szCs w:val="26"/>
-        </w:rPr>
-        <w:t xml:space="preserve">Phase 2：短期施策（1〜3ヶ月）</w:t>
-      </w:r>
-    </w:p>
-    <w:p>
-      <w:pPr>
-        <w:spacing w:after="120" w:line="320"/>
-        <w:jc w:val="left"/>
-      </w:pPr>
-      <w:r>
-        <w:rPr>
-          <w:rFonts w:ascii="Arial" w:cs="Arial" w:eastAsia="Arial" w:hAnsi="Arial"/>
-          <w:color w:val="333333"/>
-          <w:sz w:val="21"/>
-          <w:szCs w:val="21"/>
-        </w:rPr>
-        <w:t xml:space="preserve">一定の投資を伴うが、比較的早期に実行可能な施策</w:t>
-      </w:r>
-    </w:p>
-    <w:p>
-      <w:pPr>
-        <w:spacing w:after="80"/>
-      </w:pPr>
-    </w:p>
-    <w:p>
-      <w:pPr>
-        <w:spacing w:after="120" w:before="200"/>
-      </w:pPr>
-      <w:r>
-        <w:rPr>
-          <w:rFonts w:ascii="Arial" w:cs="Arial" w:eastAsia="Arial" w:hAnsi="Arial"/>
-          <w:b/>
-          <w:bCs/>
-          <w:color w:val="1B3A5C"/>
-          <w:sz w:val="22"/>
-          <w:szCs w:val="22"/>
-        </w:rPr>
-        <w:t xml:space="preserve">(1) 防音設備の強化</w:t>
+        <w:t xml:space="preserve">フロントスタッフへのWi-Fi対応スクリプト共有</w:t>
       </w:r>
     </w:p>
     <w:p>
@@ -6044,7 +6125,28 @@
           <w:sz w:val="21"/>
           <w:szCs w:val="21"/>
         </w:rPr>
-        <w:t xml:space="preserve">防音カーテン・防音パネルの設置計画</w:t>
+        <w:t xml:space="preserve">速度測定と問題箇所の特定</w:t>
+      </w:r>
+    </w:p>
+    <w:p>
+      <w:pPr>
+        <w:spacing w:after="80"/>
+      </w:pPr>
+    </w:p>
+    <w:p>
+      <w:pPr>
+        <w:spacing w:after="120" w:before="200"/>
+      </w:pPr>
+      <w:r>
+        <w:rPr>
+          <w:rFonts w:ascii="Arial" w:cs="Arial" w:eastAsia="Arial" w:hAnsi="Arial"/>
+          <w:b/>
+          <w:bCs/>
+          <w:color w:val="1B3A5C"/>
+          <w:sz w:val="22"/>
+          <w:szCs w:val="22"/>
+        </w:rPr>
+        <w:t xml:space="preserve">(4) 朝食品質の即時改善</w:t>
       </w:r>
     </w:p>
     <w:p>
@@ -6063,7 +6165,7 @@
           <w:sz w:val="21"/>
           <w:szCs w:val="21"/>
         </w:rPr>
-        <w:t xml:space="preserve">騒音の多い部屋の用途転換検討</w:t>
+        <w:t xml:space="preserve">朝食メニューへのフィードバック収集と改善</w:t>
       </w:r>
     </w:p>
     <w:p>
@@ -6082,28 +6184,7 @@
           <w:sz w:val="21"/>
           <w:szCs w:val="21"/>
         </w:rPr>
-        <w:t xml:space="preserve">建物外部騒音対策の工事計画</w:t>
-      </w:r>
-    </w:p>
-    <w:p>
-      <w:pPr>
-        <w:spacing w:after="80"/>
-      </w:pPr>
-    </w:p>
-    <w:p>
-      <w:pPr>
-        <w:spacing w:after="120" w:before="200"/>
-      </w:pPr>
-      <w:r>
-        <w:rPr>
-          <w:rFonts w:ascii="Arial" w:cs="Arial" w:eastAsia="Arial" w:hAnsi="Arial"/>
-          <w:b/>
-          <w:bCs/>
-          <w:color w:val="1B3A5C"/>
-          <w:sz w:val="22"/>
-          <w:szCs w:val="22"/>
-        </w:rPr>
-        <w:t xml:space="preserve">(1) 朝食体験の抜本的改善</w:t>
+        <w:t xml:space="preserve">食材品質の見直しと産地表示の充実</w:t>
       </w:r>
     </w:p>
     <w:p>
@@ -6122,7 +6203,7 @@
           <w:sz w:val="21"/>
           <w:szCs w:val="21"/>
         </w:rPr>
-        <w:t xml:space="preserve">メニュー拡充と季節限定品の導入</w:t>
+        <w:t xml:space="preserve">混雑緩和のための時間帯分散対策</w:t>
       </w:r>
     </w:p>
     <w:p>
@@ -6141,7 +6222,28 @@
           <w:sz w:val="21"/>
           <w:szCs w:val="21"/>
         </w:rPr>
-        <w:t xml:space="preserve">朝食会場レイアウト改善</w:t>
+        <w:t xml:space="preserve">朝食スタッフへのホスピタリティ研修</w:t>
+      </w:r>
+    </w:p>
+    <w:p>
+      <w:pPr>
+        <w:spacing w:after="80"/>
+      </w:pPr>
+    </w:p>
+    <w:p>
+      <w:pPr>
+        <w:spacing w:after="120" w:before="200"/>
+      </w:pPr>
+      <w:r>
+        <w:rPr>
+          <w:rFonts w:ascii="Arial" w:cs="Arial" w:eastAsia="Arial" w:hAnsi="Arial"/>
+          <w:b/>
+          <w:bCs/>
+          <w:color w:val="1B3A5C"/>
+          <w:sz w:val="22"/>
+          <w:szCs w:val="22"/>
+        </w:rPr>
+        <w:t xml:space="preserve">(5) 口コミ返信率100%の実現</w:t>
       </w:r>
     </w:p>
     <w:p>
@@ -6160,7 +6262,316 @@
           <w:sz w:val="21"/>
           <w:szCs w:val="21"/>
         </w:rPr>
-        <w:t xml:space="preserve">地産地消食材の導入による差別化</w:t>
+        <w:t xml:space="preserve">全OTAサイトの口コミへの返信ルール策定（48時間以内）</w:t>
+      </w:r>
+    </w:p>
+    <w:p>
+      <w:pPr>
+        <w:pStyle w:val="ListParagraph"/>
+        <w:numPr>
+          <w:ilvl w:val="0"/>
+          <w:numId w:val="2"/>
+        </w:numPr>
+        <w:spacing w:after="80" w:line="300"/>
+      </w:pPr>
+      <w:r>
+        <w:rPr>
+          <w:rFonts w:ascii="Arial" w:cs="Arial" w:eastAsia="Arial" w:hAnsi="Arial"/>
+          <w:color w:val="333333"/>
+          <w:sz w:val="21"/>
+          <w:szCs w:val="21"/>
+        </w:rPr>
+        <w:t xml:space="preserve">ネガティブ口コミへの丁寧な対応テンプレート作成</w:t>
+      </w:r>
+    </w:p>
+    <w:p>
+      <w:pPr>
+        <w:pStyle w:val="ListParagraph"/>
+        <w:numPr>
+          <w:ilvl w:val="0"/>
+          <w:numId w:val="2"/>
+        </w:numPr>
+        <w:spacing w:after="80" w:line="300"/>
+      </w:pPr>
+      <w:r>
+        <w:rPr>
+          <w:rFonts w:ascii="Arial" w:cs="Arial" w:eastAsia="Arial" w:hAnsi="Arial"/>
+          <w:color w:val="333333"/>
+          <w:sz w:val="21"/>
+          <w:szCs w:val="21"/>
+        </w:rPr>
+        <w:t xml:space="preserve">フロントマネージャーによる週次口コミモニタリング</w:t>
+      </w:r>
+    </w:p>
+    <w:p>
+      <w:r>
+        <w:br w:type="page"/>
+      </w:r>
+    </w:p>
+    <w:p>
+      <w:pPr>
+        <w:pStyle w:val="Heading2"/>
+        <w:spacing w:after="160" w:before="280"/>
+      </w:pPr>
+      <w:r>
+        <w:rPr>
+          <w:rFonts w:ascii="Arial" w:cs="Arial" w:eastAsia="Arial" w:hAnsi="Arial"/>
+          <w:b/>
+          <w:bCs/>
+          <w:color w:val="2E75B6"/>
+          <w:sz w:val="26"/>
+          <w:szCs w:val="26"/>
+        </w:rPr>
+        <w:t xml:space="preserve">Phase 2：短期施策（1〜3ヶ月）</w:t>
+      </w:r>
+    </w:p>
+    <w:p>
+      <w:pPr>
+        <w:spacing w:after="120" w:line="320"/>
+        <w:jc w:val="left"/>
+      </w:pPr>
+      <w:r>
+        <w:rPr>
+          <w:rFonts w:ascii="Arial" w:cs="Arial" w:eastAsia="Arial" w:hAnsi="Arial"/>
+          <w:color w:val="333333"/>
+          <w:sz w:val="21"/>
+          <w:szCs w:val="21"/>
+        </w:rPr>
+        <w:t xml:space="preserve">一定の投資を伴うが、比較的早期に実行可能な施策</w:t>
+      </w:r>
+    </w:p>
+    <w:p>
+      <w:pPr>
+        <w:spacing w:after="80"/>
+      </w:pPr>
+    </w:p>
+    <w:p>
+      <w:pPr>
+        <w:spacing w:after="120" w:before="200"/>
+      </w:pPr>
+      <w:r>
+        <w:rPr>
+          <w:rFonts w:ascii="Arial" w:cs="Arial" w:eastAsia="Arial" w:hAnsi="Arial"/>
+          <w:b/>
+          <w:bCs/>
+          <w:color w:val="1B3A5C"/>
+          <w:sz w:val="22"/>
+          <w:szCs w:val="22"/>
+        </w:rPr>
+        <w:t xml:space="preserve">(1) 防音設備の強化</w:t>
+      </w:r>
+    </w:p>
+    <w:p>
+      <w:pPr>
+        <w:pStyle w:val="ListParagraph"/>
+        <w:numPr>
+          <w:ilvl w:val="0"/>
+          <w:numId w:val="2"/>
+        </w:numPr>
+        <w:spacing w:after="80" w:line="300"/>
+      </w:pPr>
+      <w:r>
+        <w:rPr>
+          <w:rFonts w:ascii="Arial" w:cs="Arial" w:eastAsia="Arial" w:hAnsi="Arial"/>
+          <w:color w:val="333333"/>
+          <w:sz w:val="21"/>
+          <w:szCs w:val="21"/>
+        </w:rPr>
+        <w:t xml:space="preserve">防音カーテン・防音パネルの設置計画</w:t>
+      </w:r>
+    </w:p>
+    <w:p>
+      <w:pPr>
+        <w:pStyle w:val="ListParagraph"/>
+        <w:numPr>
+          <w:ilvl w:val="0"/>
+          <w:numId w:val="2"/>
+        </w:numPr>
+        <w:spacing w:after="80" w:line="300"/>
+      </w:pPr>
+      <w:r>
+        <w:rPr>
+          <w:rFonts w:ascii="Arial" w:cs="Arial" w:eastAsia="Arial" w:hAnsi="Arial"/>
+          <w:color w:val="333333"/>
+          <w:sz w:val="21"/>
+          <w:szCs w:val="21"/>
+        </w:rPr>
+        <w:t xml:space="preserve">騒音の多い部屋の用途転換検討</w:t>
+      </w:r>
+    </w:p>
+    <w:p>
+      <w:pPr>
+        <w:pStyle w:val="ListParagraph"/>
+        <w:numPr>
+          <w:ilvl w:val="0"/>
+          <w:numId w:val="2"/>
+        </w:numPr>
+        <w:spacing w:after="80" w:line="300"/>
+      </w:pPr>
+      <w:r>
+        <w:rPr>
+          <w:rFonts w:ascii="Arial" w:cs="Arial" w:eastAsia="Arial" w:hAnsi="Arial"/>
+          <w:color w:val="333333"/>
+          <w:sz w:val="21"/>
+          <w:szCs w:val="21"/>
+        </w:rPr>
+        <w:t xml:space="preserve">建物外部騒音対策の工事計画</w:t>
+      </w:r>
+    </w:p>
+    <w:p>
+      <w:pPr>
+        <w:spacing w:after="80"/>
+      </w:pPr>
+    </w:p>
+    <w:p>
+      <w:pPr>
+        <w:spacing w:after="120" w:before="200"/>
+      </w:pPr>
+      <w:r>
+        <w:rPr>
+          <w:rFonts w:ascii="Arial" w:cs="Arial" w:eastAsia="Arial" w:hAnsi="Arial"/>
+          <w:b/>
+          <w:bCs/>
+          <w:color w:val="1B3A5C"/>
+          <w:sz w:val="22"/>
+          <w:szCs w:val="22"/>
+        </w:rPr>
+        <w:t xml:space="preserve">(1) 部屋改装計画の検討</w:t>
+      </w:r>
+    </w:p>
+    <w:p>
+      <w:pPr>
+        <w:pStyle w:val="ListParagraph"/>
+        <w:numPr>
+          <w:ilvl w:val="0"/>
+          <w:numId w:val="2"/>
+        </w:numPr>
+        <w:spacing w:after="80" w:line="300"/>
+      </w:pPr>
+      <w:r>
+        <w:rPr>
+          <w:rFonts w:ascii="Arial" w:cs="Arial" w:eastAsia="Arial" w:hAnsi="Arial"/>
+          <w:color w:val="333333"/>
+          <w:sz w:val="21"/>
+          <w:szCs w:val="21"/>
+        </w:rPr>
+        <w:t xml:space="preserve">上位グレード部屋への誘導施策導入</w:t>
+      </w:r>
+    </w:p>
+    <w:p>
+      <w:pPr>
+        <w:pStyle w:val="ListParagraph"/>
+        <w:numPr>
+          <w:ilvl w:val="0"/>
+          <w:numId w:val="2"/>
+        </w:numPr>
+        <w:spacing w:after="80" w:line="300"/>
+      </w:pPr>
+      <w:r>
+        <w:rPr>
+          <w:rFonts w:ascii="Arial" w:cs="Arial" w:eastAsia="Arial" w:hAnsi="Arial"/>
+          <w:color w:val="333333"/>
+          <w:sz w:val="21"/>
+          <w:szCs w:val="21"/>
+        </w:rPr>
+        <w:t xml:space="preserve">スペース効率化家具への入替計画立案</w:t>
+      </w:r>
+    </w:p>
+    <w:p>
+      <w:pPr>
+        <w:pStyle w:val="ListParagraph"/>
+        <w:numPr>
+          <w:ilvl w:val="0"/>
+          <w:numId w:val="2"/>
+        </w:numPr>
+        <w:spacing w:after="80" w:line="300"/>
+      </w:pPr>
+      <w:r>
+        <w:rPr>
+          <w:rFonts w:ascii="Arial" w:cs="Arial" w:eastAsia="Arial" w:hAnsi="Arial"/>
+          <w:color w:val="333333"/>
+          <w:sz w:val="21"/>
+          <w:szCs w:val="21"/>
+        </w:rPr>
+        <w:t xml:space="preserve">客室タイプ構成の見直し</w:t>
+      </w:r>
+    </w:p>
+    <w:p>
+      <w:pPr>
+        <w:spacing w:after="80"/>
+      </w:pPr>
+    </w:p>
+    <w:p>
+      <w:pPr>
+        <w:spacing w:after="120" w:before="200"/>
+      </w:pPr>
+      <w:r>
+        <w:rPr>
+          <w:rFonts w:ascii="Arial" w:cs="Arial" w:eastAsia="Arial" w:hAnsi="Arial"/>
+          <w:b/>
+          <w:bCs/>
+          <w:color w:val="1B3A5C"/>
+          <w:sz w:val="22"/>
+          <w:szCs w:val="22"/>
+        </w:rPr>
+        <w:t xml:space="preserve">(1) 通信インフラ強化</w:t>
+      </w:r>
+    </w:p>
+    <w:p>
+      <w:pPr>
+        <w:pStyle w:val="ListParagraph"/>
+        <w:numPr>
+          <w:ilvl w:val="0"/>
+          <w:numId w:val="2"/>
+        </w:numPr>
+        <w:spacing w:after="80" w:line="300"/>
+      </w:pPr>
+      <w:r>
+        <w:rPr>
+          <w:rFonts w:ascii="Arial" w:cs="Arial" w:eastAsia="Arial" w:hAnsi="Arial"/>
+          <w:color w:val="333333"/>
+          <w:sz w:val="21"/>
+          <w:szCs w:val="21"/>
+        </w:rPr>
+        <w:t xml:space="preserve">Wi-Fiルーター増設・アップグレード計画</w:t>
+      </w:r>
+    </w:p>
+    <w:p>
+      <w:pPr>
+        <w:pStyle w:val="ListParagraph"/>
+        <w:numPr>
+          <w:ilvl w:val="0"/>
+          <w:numId w:val="2"/>
+        </w:numPr>
+        <w:spacing w:after="80" w:line="300"/>
+      </w:pPr>
+      <w:r>
+        <w:rPr>
+          <w:rFonts w:ascii="Arial" w:cs="Arial" w:eastAsia="Arial" w:hAnsi="Arial"/>
+          <w:color w:val="333333"/>
+          <w:sz w:val="21"/>
+          <w:szCs w:val="21"/>
+        </w:rPr>
+        <w:t xml:space="preserve">帯域幅の拡大検討</w:t>
+      </w:r>
+    </w:p>
+    <w:p>
+      <w:pPr>
+        <w:pStyle w:val="ListParagraph"/>
+        <w:numPr>
+          <w:ilvl w:val="0"/>
+          <w:numId w:val="2"/>
+        </w:numPr>
+        <w:spacing w:after="80" w:line="300"/>
+      </w:pPr>
+      <w:r>
+        <w:rPr>
+          <w:rFonts w:ascii="Arial" w:cs="Arial" w:eastAsia="Arial" w:hAnsi="Arial"/>
+          <w:color w:val="333333"/>
+          <w:sz w:val="21"/>
+          <w:szCs w:val="21"/>
+        </w:rPr>
+        <w:t xml:space="preserve">5G対応設備への移行ロードマップ策定</w:t>
       </w:r>
     </w:p>
     <w:p>
@@ -6779,7 +7190,7 @@
                 <w:sz w:val="20"/>
                 <w:szCs w:val="20"/>
               </w:rPr>
-              <w:t xml:space="preserve">8.82点</w:t>
+              <w:t xml:space="preserve">8.83点</w:t>
             </w:r>
           </w:p>
         </w:tc>
@@ -6919,7 +7330,7 @@
                 <w:sz w:val="20"/>
                 <w:szCs w:val="20"/>
               </w:rPr>
-              <w:t xml:space="preserve">86.2%</w:t>
+              <w:t xml:space="preserve">84.1%</w:t>
             </w:r>
           </w:p>
         </w:tc>
@@ -6954,7 +7365,7 @@
                 <w:sz w:val="20"/>
                 <w:szCs w:val="20"/>
               </w:rPr>
-              <w:t xml:space="preserve">91%以上</w:t>
+              <w:t xml:space="preserve">89%以上</w:t>
             </w:r>
           </w:p>
         </w:tc>
@@ -7059,7 +7470,7 @@
                 <w:sz w:val="20"/>
                 <w:szCs w:val="20"/>
               </w:rPr>
-              <w:t xml:space="preserve">1.5%</w:t>
+              <w:t xml:space="preserve">0.8%</w:t>
             </w:r>
           </w:p>
         </w:tc>
@@ -7093,7 +7504,7 @@
                 <w:sz w:val="20"/>
                 <w:szCs w:val="20"/>
               </w:rPr>
-              <w:t xml:space="preserve">0.5%以下</w:t>
+              <w:t xml:space="preserve">0%以下</w:t>
             </w:r>
           </w:p>
         </w:tc>
@@ -7305,7 +7716,7 @@
                 <w:sz w:val="20"/>
                 <w:szCs w:val="20"/>
               </w:rPr>
-              <w:t xml:space="preserve">じゃらん評価</w:t>
+              <w:t xml:space="preserve">Google評価</w:t>
             </w:r>
           </w:p>
         </w:tc>
@@ -7339,7 +7750,7 @@
                 <w:sz w:val="20"/>
                 <w:szCs w:val="20"/>
               </w:rPr>
-              <w:t xml:space="preserve">4.75/5点</w:t>
+              <w:t xml:space="preserve">4.81/5点</w:t>
             </w:r>
           </w:p>
         </w:tc>
@@ -7444,7 +7855,7 @@
                 <w:sz w:val="20"/>
                 <w:szCs w:val="20"/>
               </w:rPr>
-              <w:t xml:space="preserve">楽天トラベル評価</w:t>
+              <w:t xml:space="preserve">じゃらん評価</w:t>
             </w:r>
           </w:p>
         </w:tc>
@@ -7479,7 +7890,7 @@
                 <w:sz w:val="20"/>
                 <w:szCs w:val="20"/>
               </w:rPr>
-              <w:t xml:space="preserve">4.73/5点</w:t>
+              <w:t xml:space="preserve">4.64/5点</w:t>
             </w:r>
           </w:p>
         </w:tc>
@@ -7514,7 +7925,7 @@
                 <w:sz w:val="20"/>
                 <w:szCs w:val="20"/>
               </w:rPr>
-              <w:t xml:space="preserve">4.9/5点以上</w:t>
+              <w:t xml:space="preserve">4.8/5点以上</w:t>
             </w:r>
           </w:p>
         </w:tc>
@@ -7626,7 +8037,7 @@
                 <w:sz w:val="21"/>
                 <w:szCs w:val="21"/>
               </w:rPr>
-              <w:t xml:space="preserve">本分析では、ホテルコメント横浜関内の2025年12月〜2026年3月の口コミ65件を包括的に評価しました。総合評価8.82点（10点換算）、高評価率86.2%という結果から、当ホテルのサービス品質は概ね高い水準にあることが確認できます。</w:t>
+              <w:t xml:space="preserve">本分析では、ホテルコメント横浜関内の2025年12月〜2026年4月の口コミ132件を包括的に評価しました。総合評価8.83点（10点換算）、高評価率84.1%という結果から、当ホテルのサービス品質は概ね高い水準にあることが確認できます。</w:t>
             </w:r>
           </w:p>
           <w:p>
@@ -7668,7 +8079,7 @@
                 <w:sz w:val="21"/>
                 <w:szCs w:val="21"/>
               </w:rPr>
-              <w:t xml:space="preserve">Phase 1の即時対応施策から着実に実行し、6ヶ月以内に全体平均9.1点以上、高評価率91%以上を目指すことを推奨いたします。</w:t>
+              <w:t xml:space="preserve">Phase 1の即時対応施策から着実に実行し、6ヶ月以内に全体平均9.1点以上、高評価率89%以上を目指すことを推奨いたします。</w:t>
             </w:r>
           </w:p>
           <w:p>
